--- a/tillsyn/S 558-2022 tillsynsbegäran.docx
+++ b/tillsyn/S 558-2022 tillsynsbegäran.docx
@@ -227,7 +227,7 @@
     <w:r>
       <w:tab/>
       <w:tab/>
-      <w:t>2026-09-14</w:t>
+      <w:t>2026-09-15</w:t>
       <w:br/>
       <w:br/>
     </w:r>

--- a/tillsyn/S 558-2022 tillsynsbegäran.docx
+++ b/tillsyn/S 558-2022 tillsynsbegäran.docx
@@ -227,7 +227,7 @@
     <w:r>
       <w:tab/>
       <w:tab/>
-      <w:t>2026-09-15</w:t>
+      <w:t>2026-09-16</w:t>
       <w:br/>
       <w:br/>
     </w:r>

--- a/tillsyn/S 558-2022 tillsynsbegäran.docx
+++ b/tillsyn/S 558-2022 tillsynsbegäran.docx
@@ -227,7 +227,7 @@
     <w:r>
       <w:tab/>
       <w:tab/>
-      <w:t>2026-09-16</w:t>
+      <w:t>2026-09-17</w:t>
       <w:br/>
       <w:br/>
     </w:r>

--- a/tillsyn/S 558-2022 tillsynsbegäran.docx
+++ b/tillsyn/S 558-2022 tillsynsbegäran.docx
@@ -227,7 +227,7 @@
     <w:r>
       <w:tab/>
       <w:tab/>
-      <w:t>2026-09-17</w:t>
+      <w:t>2026-09-18</w:t>
       <w:br/>
       <w:br/>
     </w:r>

--- a/tillsyn/S 558-2022 tillsynsbegäran.docx
+++ b/tillsyn/S 558-2022 tillsynsbegäran.docx
@@ -227,7 +227,7 @@
     <w:r>
       <w:tab/>
       <w:tab/>
-      <w:t>2026-09-18</w:t>
+      <w:t>2026-09-19</w:t>
       <w:br/>
       <w:br/>
     </w:r>

--- a/tillsyn/S 558-2022 tillsynsbegäran.docx
+++ b/tillsyn/S 558-2022 tillsynsbegäran.docx
@@ -227,7 +227,7 @@
     <w:r>
       <w:tab/>
       <w:tab/>
-      <w:t>2026-09-19</w:t>
+      <w:t>2026-09-21</w:t>
       <w:br/>
       <w:br/>
     </w:r>

--- a/tillsyn/S 558-2022 tillsynsbegäran.docx
+++ b/tillsyn/S 558-2022 tillsynsbegäran.docx
@@ -227,7 +227,7 @@
     <w:r>
       <w:tab/>
       <w:tab/>
-      <w:t>2026-09-21</w:t>
+      <w:t>2026-09-23</w:t>
       <w:br/>
       <w:br/>
     </w:r>

--- a/tillsyn/S 558-2022 tillsynsbegäran.docx
+++ b/tillsyn/S 558-2022 tillsynsbegäran.docx
@@ -227,7 +227,7 @@
     <w:r>
       <w:tab/>
       <w:tab/>
-      <w:t>2026-09-23</w:t>
+      <w:t>2026-09-24</w:t>
       <w:br/>
       <w:br/>
     </w:r>

--- a/tillsyn/S 558-2022 tillsynsbegäran.docx
+++ b/tillsyn/S 558-2022 tillsynsbegäran.docx
@@ -227,7 +227,7 @@
     <w:r>
       <w:tab/>
       <w:tab/>
-      <w:t>2026-09-24</w:t>
+      <w:t>2026-09-25</w:t>
       <w:br/>
       <w:br/>
     </w:r>

--- a/tillsyn/S 558-2022 tillsynsbegäran.docx
+++ b/tillsyn/S 558-2022 tillsynsbegäran.docx
@@ -227,7 +227,7 @@
     <w:r>
       <w:tab/>
       <w:tab/>
-      <w:t>2026-09-25</w:t>
+      <w:t>2026-09-26</w:t>
       <w:br/>
       <w:br/>
     </w:r>

--- a/tillsyn/S 558-2022 tillsynsbegäran.docx
+++ b/tillsyn/S 558-2022 tillsynsbegäran.docx
@@ -227,7 +227,7 @@
     <w:r>
       <w:tab/>
       <w:tab/>
-      <w:t>2026-09-26</w:t>
+      <w:t>2026-09-27</w:t>
       <w:br/>
       <w:br/>
     </w:r>

--- a/tillsyn/S 558-2022 tillsynsbegäran.docx
+++ b/tillsyn/S 558-2022 tillsynsbegäran.docx
@@ -227,7 +227,7 @@
     <w:r>
       <w:tab/>
       <w:tab/>
-      <w:t>2026-09-27</w:t>
+      <w:t>2026-09-28</w:t>
       <w:br/>
       <w:br/>
     </w:r>

--- a/tillsyn/S 558-2022 tillsynsbegäran.docx
+++ b/tillsyn/S 558-2022 tillsynsbegäran.docx
@@ -227,7 +227,7 @@
     <w:r>
       <w:tab/>
       <w:tab/>
-      <w:t>2026-09-28</w:t>
+      <w:t>2026-09-29</w:t>
       <w:br/>
       <w:br/>
     </w:r>

--- a/tillsyn/S 558-2022 tillsynsbegäran.docx
+++ b/tillsyn/S 558-2022 tillsynsbegäran.docx
@@ -227,7 +227,7 @@
     <w:r>
       <w:tab/>
       <w:tab/>
-      <w:t>2026-09-29</w:t>
+      <w:t>2026-09-30</w:t>
       <w:br/>
       <w:br/>
     </w:r>

--- a/tillsyn/S 558-2022 tillsynsbegäran.docx
+++ b/tillsyn/S 558-2022 tillsynsbegäran.docx
@@ -227,7 +227,7 @@
     <w:r>
       <w:tab/>
       <w:tab/>
-      <w:t>2026-09-30</w:t>
+      <w:t>2026-10-01</w:t>
       <w:br/>
       <w:br/>
     </w:r>

--- a/tillsyn/S 558-2022 tillsynsbegäran.docx
+++ b/tillsyn/S 558-2022 tillsynsbegäran.docx
@@ -227,7 +227,7 @@
     <w:r>
       <w:tab/>
       <w:tab/>
-      <w:t>2026-10-01</w:t>
+      <w:t>2026-10-02</w:t>
       <w:br/>
       <w:br/>
     </w:r>

--- a/tillsyn/S 558-2022 tillsynsbegäran.docx
+++ b/tillsyn/S 558-2022 tillsynsbegäran.docx
@@ -227,7 +227,7 @@
     <w:r>
       <w:tab/>
       <w:tab/>
-      <w:t>2026-10-02</w:t>
+      <w:t>2026-10-03</w:t>
       <w:br/>
       <w:br/>
     </w:r>

--- a/tillsyn/S 558-2022 tillsynsbegäran.docx
+++ b/tillsyn/S 558-2022 tillsynsbegäran.docx
@@ -227,7 +227,7 @@
     <w:r>
       <w:tab/>
       <w:tab/>
-      <w:t>2026-10-03</w:t>
+      <w:t>2026-10-04</w:t>
       <w:br/>
       <w:br/>
     </w:r>

--- a/tillsyn/S 558-2022 tillsynsbegäran.docx
+++ b/tillsyn/S 558-2022 tillsynsbegäran.docx
@@ -227,7 +227,7 @@
     <w:r>
       <w:tab/>
       <w:tab/>
-      <w:t>2026-10-04</w:t>
+      <w:t>2026-10-05</w:t>
       <w:br/>
       <w:br/>
     </w:r>

--- a/tillsyn/S 558-2022 tillsynsbegäran.docx
+++ b/tillsyn/S 558-2022 tillsynsbegäran.docx
@@ -227,7 +227,7 @@
     <w:r>
       <w:tab/>
       <w:tab/>
-      <w:t>2026-10-05</w:t>
+      <w:t>2026-10-06</w:t>
       <w:br/>
       <w:br/>
     </w:r>

--- a/tillsyn/S 558-2022 tillsynsbegäran.docx
+++ b/tillsyn/S 558-2022 tillsynsbegäran.docx
@@ -227,7 +227,7 @@
     <w:r>
       <w:tab/>
       <w:tab/>
-      <w:t>2026-10-06</w:t>
+      <w:t>2026-10-07</w:t>
       <w:br/>
       <w:br/>
     </w:r>

--- a/tillsyn/S 558-2022 tillsynsbegäran.docx
+++ b/tillsyn/S 558-2022 tillsynsbegäran.docx
@@ -227,7 +227,7 @@
     <w:r>
       <w:tab/>
       <w:tab/>
-      <w:t>2026-10-07</w:t>
+      <w:t>2026-10-08</w:t>
       <w:br/>
       <w:br/>
     </w:r>

--- a/tillsyn/S 558-2022 tillsynsbegäran.docx
+++ b/tillsyn/S 558-2022 tillsynsbegäran.docx
@@ -227,7 +227,7 @@
     <w:r>
       <w:tab/>
       <w:tab/>
-      <w:t>2026-10-08</w:t>
+      <w:t>2026-10-09</w:t>
       <w:br/>
       <w:br/>
     </w:r>

--- a/tillsyn/S 558-2022 tillsynsbegäran.docx
+++ b/tillsyn/S 558-2022 tillsynsbegäran.docx
@@ -227,7 +227,7 @@
     <w:r>
       <w:tab/>
       <w:tab/>
-      <w:t>2026-10-09</w:t>
+      <w:t>2026-10-10</w:t>
       <w:br/>
       <w:br/>
     </w:r>

--- a/tillsyn/S 558-2022 tillsynsbegäran.docx
+++ b/tillsyn/S 558-2022 tillsynsbegäran.docx
@@ -227,7 +227,7 @@
     <w:r>
       <w:tab/>
       <w:tab/>
-      <w:t>2026-10-10</w:t>
+      <w:t>2026-10-11</w:t>
       <w:br/>
       <w:br/>
     </w:r>

--- a/tillsyn/S 558-2022 tillsynsbegäran.docx
+++ b/tillsyn/S 558-2022 tillsynsbegäran.docx
@@ -227,7 +227,7 @@
     <w:r>
       <w:tab/>
       <w:tab/>
-      <w:t>2026-10-11</w:t>
+      <w:t>2026-10-12</w:t>
       <w:br/>
       <w:br/>
     </w:r>

--- a/tillsyn/S 558-2022 tillsynsbegäran.docx
+++ b/tillsyn/S 558-2022 tillsynsbegäran.docx
@@ -227,7 +227,7 @@
     <w:r>
       <w:tab/>
       <w:tab/>
-      <w:t>2026-10-12</w:t>
+      <w:t>2026-10-13</w:t>
       <w:br/>
       <w:br/>
     </w:r>

--- a/tillsyn/S 558-2022 tillsynsbegäran.docx
+++ b/tillsyn/S 558-2022 tillsynsbegäran.docx
@@ -227,7 +227,7 @@
     <w:r>
       <w:tab/>
       <w:tab/>
-      <w:t>2026-10-13</w:t>
+      <w:t>2026-10-14</w:t>
       <w:br/>
       <w:br/>
     </w:r>

--- a/tillsyn/S 558-2022 tillsynsbegäran.docx
+++ b/tillsyn/S 558-2022 tillsynsbegäran.docx
@@ -227,7 +227,7 @@
     <w:r>
       <w:tab/>
       <w:tab/>
-      <w:t>2026-10-14</w:t>
+      <w:t>2026-10-15</w:t>
       <w:br/>
       <w:br/>
     </w:r>

--- a/tillsyn/S 558-2022 tillsynsbegäran.docx
+++ b/tillsyn/S 558-2022 tillsynsbegäran.docx
@@ -227,7 +227,7 @@
     <w:r>
       <w:tab/>
       <w:tab/>
-      <w:t>2026-10-15</w:t>
+      <w:t>2026-10-16</w:t>
       <w:br/>
       <w:br/>
     </w:r>

--- a/tillsyn/S 558-2022 tillsynsbegäran.docx
+++ b/tillsyn/S 558-2022 tillsynsbegäran.docx
@@ -227,7 +227,7 @@
     <w:r>
       <w:tab/>
       <w:tab/>
-      <w:t>2026-10-16</w:t>
+      <w:t>2026-10-17</w:t>
       <w:br/>
       <w:br/>
     </w:r>

--- a/tillsyn/S 558-2022 tillsynsbegäran.docx
+++ b/tillsyn/S 558-2022 tillsynsbegäran.docx
@@ -227,7 +227,7 @@
     <w:r>
       <w:tab/>
       <w:tab/>
-      <w:t>2026-10-17</w:t>
+      <w:t>2026-10-18</w:t>
       <w:br/>
       <w:br/>
     </w:r>

--- a/tillsyn/S 558-2022 tillsynsbegäran.docx
+++ b/tillsyn/S 558-2022 tillsynsbegäran.docx
@@ -227,7 +227,7 @@
     <w:r>
       <w:tab/>
       <w:tab/>
-      <w:t>2026-10-18</w:t>
+      <w:t>2026-10-19</w:t>
       <w:br/>
       <w:br/>
     </w:r>

--- a/tillsyn/S 558-2022 tillsynsbegäran.docx
+++ b/tillsyn/S 558-2022 tillsynsbegäran.docx
@@ -227,7 +227,7 @@
     <w:r>
       <w:tab/>
       <w:tab/>
-      <w:t>2026-10-19</w:t>
+      <w:t>2026-10-20</w:t>
       <w:br/>
       <w:br/>
     </w:r>

--- a/tillsyn/S 558-2022 tillsynsbegäran.docx
+++ b/tillsyn/S 558-2022 tillsynsbegäran.docx
@@ -227,7 +227,7 @@
     <w:r>
       <w:tab/>
       <w:tab/>
-      <w:t>2026-10-20</w:t>
+      <w:t>2026-10-21</w:t>
       <w:br/>
       <w:br/>
     </w:r>

--- a/tillsyn/S 558-2022 tillsynsbegäran.docx
+++ b/tillsyn/S 558-2022 tillsynsbegäran.docx
@@ -22,7 +22,7 @@
       <w:r>
         <w:drawing>
           <wp:inline xmlns:a="http://schemas.openxmlformats.org/drawingml/2006/main" xmlns:pic="http://schemas.openxmlformats.org/drawingml/2006/picture">
-            <wp:extent cx="4282181" cy="5724000"/>
+            <wp:extent cx="4284148" cy="5724000"/>
             <wp:docPr id="1" name="Picture 1"/>
             <wp:cNvGraphicFramePr>
               <a:graphicFrameLocks noChangeAspect="1"/>
@@ -43,7 +43,7 @@
                   <pic:spPr>
                     <a:xfrm>
                       <a:off x="0" y="0"/>
-                      <a:ext cx="4282181" cy="5724000"/>
+                      <a:ext cx="4284148" cy="5724000"/>
                     </a:xfrm>
                     <a:prstGeom prst="rect"/>
                   </pic:spPr>
@@ -60,12 +60,12 @@
         <w:spacing w:after="240"/>
       </w:pPr>
       <w:r>
-        <w:t>Figur 1. Fyndplatser för naturvårdsarter inom 21 meter från samrådsanmälan. Markörer utan svart kant är placerade på fyndplatsen. Markörer med svart kant är placerade vid sidan av fyndplatsen och har ett svart streck som visar fyndplatsens exakta position. Kartans mittpunktskoordinat är N 6302999, E 559009 i SWEREF 99 TM.</w:t>
+        <w:t>Figur 1. Fyndplatser för naturvårdsarter i och inom 21 meter från samrådsanmälan. Markörer utan svart kant är placerade på fyndplatsen. Markörer med svart kant är placerade vid sidan av fyndplatsen och har ett svart streck som visar fyndplatsens exakta position. Kartans mittpunktskoordinat är N 6302999, E 559009 i SWEREF 99 TM.</w:t>
       </w:r>
     </w:p>
     <w:p>
       <w:r>
-        <w:t>Inom 21 meter från samrådsanmälan finns fynd av 1 naturvårdsarter, varav 1 är fridlyst: vanlig snok (§6). Se Figur 1.</w:t>
+        <w:t>I och inom 21 meter från samrådsanmälan finns fynd av 4 naturvårdsarter, varav 3 är fridlysta och 1 är typisk (T): stjärnstarr (T), röd glada (§4), vanlig snok (§6) och revlummer (§9). Se Figur 1.</w:t>
       </w:r>
     </w:p>
     <w:p>
@@ -97,6 +97,68 @@
     <w:p>
       <w:r>
         <w:t>Nedan följer beskrivningar av de naturvårdsarter och fridlysta arter som har sina livsmiljöer och växtplatser i den samrådsanmälda skogen. De påträffade naturvårdsarterna är ett tydligt kvitto på att det rör sig om en skog med höga naturvärden.</w:t>
+      </w:r>
+    </w:p>
+    <w:p>
+      <w:r>
+        <w:rPr>
+          <w:b/>
+        </w:rPr>
+        <w:t xml:space="preserve">Stjärnstarr </w:t>
+      </w:r>
+      <w:r>
+        <w:t xml:space="preserve">är typisk art för </w:t>
+      </w:r>
+      <w:r>
+        <w:rPr>
+          <w:i/>
+        </w:rPr>
+        <w:t xml:space="preserve">9740 Skogsbevuxen myr, 7310 Aapamyrar </w:t>
+      </w:r>
+      <w:r>
+        <w:t>och</w:t>
+      </w:r>
+      <w:r>
+        <w:rPr>
+          <w:i/>
+        </w:rPr>
+        <w:t xml:space="preserve"> 6410 Fuktängar </w:t>
+      </w:r>
+      <w:r>
+        <w:t>(SLU Artdatabanken, 2025).</w:t>
+      </w:r>
+    </w:p>
+    <w:p>
+      <w:r>
+        <w:rPr>
+          <w:b/>
+        </w:rPr>
+        <w:t>Röd glada (§4)</w:t>
+      </w:r>
+      <w:r>
+        <w:t xml:space="preserve"> är fridlyst enligt 4§ artskyddsförordningen och upptagen i bilaga 1 EU:s fågeldirektiv. Den häckar gärna i omväxlande landskap med mosaik av öppna marker och skogar. Tidigare studier har visat en förkärlek för att häcka nära sjöar, och häckningsframgången var också högre hos par som häckade nära vatten. Boet läggs i träd, ofta högt och vanligen nära skogsbryn. Missgynnas av skogliga åtgärder som lämnar boet allt för exponerat, främst genom för smala skyddszoner och för omfattande gallring. Lämna en skyddszon kring boplatser vid avverkning eller andra skogliga åtgärder. Bredden på skyddszonen beror på platsen, men som tumregel ska den ska vara så bred att boplatsen inte är väsentligt mer exponerad för insyn än tidigare. Spara samtliga träd med större risbon, även sådana där boet ser obebott ut. Avstå att avverka äldre lövdominerade bestånd, främst i anslutning till öppen jordbruksmark (SLU Artdatabanken, 2024; Skogsstyrelsen, 2016).</w:t>
+      </w:r>
+    </w:p>
+    <w:p>
+      <w:pPr>
+        <w:pStyle w:val="Heading1"/>
+      </w:pPr>
+      <w:r>
+        <w:t>EU:s fågeldirektiv</w:t>
+      </w:r>
+    </w:p>
+    <w:p>
+      <w:r>
+        <w:t xml:space="preserve">Europeiska unionens medlemsländer är skyldiga att agera i enlighet med EU:s fågeldirektiv där det uttryckligen står att direktivet gäller för fåglar samt för deras ägg, bon och </w:t>
+      </w:r>
+      <w:r>
+        <w:rPr>
+          <w:b/>
+        </w:rPr>
+        <w:t xml:space="preserve">livsmiljöer </w:t>
+      </w:r>
+      <w:r>
+        <w:t>(artikel 1). Vidare att de åtgärder som vidtas inte får leda till en försämring av den nuvarande situationen beträffande bevarandet av de fågelarter som avses i artikel 1 (artikel 13). Fågeldirektivet är styrande för tillsynsansvariga myndigheters ärendehantering, ställningstaganden och beslutsfattande.</w:t>
       </w:r>
     </w:p>
     <w:sectPr>
@@ -227,7 +289,7 @@
     <w:r>
       <w:tab/>
       <w:tab/>
-      <w:t>2026-10-21</w:t>
+      <w:t>2026-10-22</w:t>
       <w:br/>
       <w:br/>
     </w:r>

--- a/tillsyn/S 558-2022 tillsynsbegäran.docx
+++ b/tillsyn/S 558-2022 tillsynsbegäran.docx
@@ -289,7 +289,7 @@
     <w:r>
       <w:tab/>
       <w:tab/>
-      <w:t>2026-10-22</w:t>
+      <w:t>2026-10-23</w:t>
       <w:br/>
       <w:br/>
     </w:r>

--- a/tillsyn/S 558-2022 tillsynsbegäran.docx
+++ b/tillsyn/S 558-2022 tillsynsbegäran.docx
@@ -289,7 +289,7 @@
     <w:r>
       <w:tab/>
       <w:tab/>
-      <w:t>2026-10-23</w:t>
+      <w:t>2026-10-24</w:t>
       <w:br/>
       <w:br/>
     </w:r>

--- a/tillsyn/S 558-2022 tillsynsbegäran.docx
+++ b/tillsyn/S 558-2022 tillsynsbegäran.docx
@@ -289,7 +289,7 @@
     <w:r>
       <w:tab/>
       <w:tab/>
-      <w:t>2026-10-24</w:t>
+      <w:t>2026-10-25</w:t>
       <w:br/>
       <w:br/>
     </w:r>

--- a/tillsyn/S 558-2022 tillsynsbegäran.docx
+++ b/tillsyn/S 558-2022 tillsynsbegäran.docx
@@ -289,7 +289,7 @@
     <w:r>
       <w:tab/>
       <w:tab/>
-      <w:t>2026-10-25</w:t>
+      <w:t>2026-10-26</w:t>
       <w:br/>
       <w:br/>
     </w:r>

--- a/tillsyn/S 558-2022 tillsynsbegäran.docx
+++ b/tillsyn/S 558-2022 tillsynsbegäran.docx
@@ -289,7 +289,7 @@
     <w:r>
       <w:tab/>
       <w:tab/>
-      <w:t>2026-10-26</w:t>
+      <w:t>2026-10-27</w:t>
       <w:br/>
       <w:br/>
     </w:r>

--- a/tillsyn/S 558-2022 tillsynsbegäran.docx
+++ b/tillsyn/S 558-2022 tillsynsbegäran.docx
@@ -289,7 +289,7 @@
     <w:r>
       <w:tab/>
       <w:tab/>
-      <w:t>2026-10-27</w:t>
+      <w:t>2026-10-28</w:t>
       <w:br/>
       <w:br/>
     </w:r>

--- a/tillsyn/S 558-2022 tillsynsbegäran.docx
+++ b/tillsyn/S 558-2022 tillsynsbegäran.docx
@@ -289,7 +289,7 @@
     <w:r>
       <w:tab/>
       <w:tab/>
-      <w:t>2026-10-28</w:t>
+      <w:t>2026-10-29</w:t>
       <w:br/>
       <w:br/>
     </w:r>

--- a/tillsyn/S 558-2022 tillsynsbegäran.docx
+++ b/tillsyn/S 558-2022 tillsynsbegäran.docx
@@ -289,7 +289,7 @@
     <w:r>
       <w:tab/>
       <w:tab/>
-      <w:t>2026-10-29</w:t>
+      <w:t>2026-10-31</w:t>
       <w:br/>
       <w:br/>
     </w:r>
